--- a/Lab_04 Linuha.docx
+++ b/Lab_04 Linuha.docx
@@ -1,6 +1,6 @@
 
 <file path=word/document.xml><?xml version="1.0" encoding="utf-8"?>
-<w:document xmlns:wpc="http://schemas.microsoft.com/office/word/2010/wordprocessingCanvas" xmlns:mc="http://schemas.openxmlformats.org/markup-compatibility/2006" xmlns:o="urn:schemas-microsoft-com:office:office" xmlns:r="http://schemas.openxmlformats.org/officeDocument/2006/relationships" xmlns:m="http://schemas.openxmlformats.org/officeDocument/2006/math" xmlns:v="urn:schemas-microsoft-com:vml" xmlns:wp14="http://schemas.microsoft.com/office/word/2010/wordprocessingDrawing" xmlns:wp="http://schemas.openxmlformats.org/drawingml/2006/wordprocessingDrawing" xmlns:w10="urn:schemas-microsoft-com:office:word" xmlns:w="http://schemas.openxmlformats.org/wordprocessingml/2006/main" xmlns:w14="http://schemas.microsoft.com/office/word/2010/wordml" xmlns:w15="http://schemas.microsoft.com/office/word/2012/wordml" xmlns:wpg="http://schemas.microsoft.com/office/word/2010/wordprocessingGroup" xmlns:wpi="http://schemas.microsoft.com/office/word/2010/wordprocessingInk" xmlns:wne="http://schemas.microsoft.com/office/word/2006/wordml" xmlns:wps="http://schemas.microsoft.com/office/word/2010/wordprocessingShape" mc:Ignorable="w14 w15 wp14">
+<w:document xmlns:wpc="http://schemas.microsoft.com/office/word/2010/wordprocessingCanvas" xmlns:mc="http://schemas.openxmlformats.org/markup-compatibility/2006" xmlns:o="urn:schemas-microsoft-com:office:office" xmlns:r="http://schemas.openxmlformats.org/officeDocument/2006/relationships" xmlns:m="http://schemas.openxmlformats.org/officeDocument/2006/math" xmlns:v="urn:schemas-microsoft-com:vml" xmlns:wp14="http://schemas.microsoft.com/office/word/2010/wordprocessingDrawing" xmlns:wp="http://schemas.openxmlformats.org/drawingml/2006/wordprocessingDrawing" xmlns:w10="urn:schemas-microsoft-com:office:word" xmlns:w="http://schemas.openxmlformats.org/wordprocessingml/2006/main" xmlns:w14="http://schemas.microsoft.com/office/word/2010/wordml" xmlns:w15="http://schemas.microsoft.com/office/word/2012/wordml" xmlns:wpg="http://schemas.microsoft.com/office/word/2010/wordprocessingGroup" xmlns:wpi="http://schemas.microsoft.com/office/word/2010/wordprocessingInk" xmlns:wne="http://schemas.microsoft.com/office/word/2006/wordml" xmlns:wps="http://schemas.microsoft.com/office/word/2010/wordprocessingShape" xmlns:a="http://schemas.openxmlformats.org/drawingml/2006/main" xmlns:pic="http://schemas.openxmlformats.org/drawingml/2006/picture" xmlns:a14="http://schemas.microsoft.com/office/drawing/2010/main" mc:Ignorable="w14 w15 wp14">
   <w:body>
     <w:p>
       <w:pPr>
@@ -24,6 +24,9 @@
       </w:r>
     </w:p>
     <w:p>
+      <w:pPr>
+        <w:pStyle w:val="a"/>
+      </w:pPr>
       <w:r>
         <w:rPr>
           <w:rFonts w:ascii="Times New Roman" w:hAnsi="Times New Roman" w:cs="Times New Roman"/>
@@ -54,7 +57,7 @@
           <w:sz w:val="28"/>
           <w:szCs w:val="28"/>
         </w:rPr>
-        <w:t xml:space="preserve">Создаем рабочую директорию </w:t>
+        <w:t xml:space="preserve">Создаем директорию </w:t>
       </w:r>
       <w:r>
         <w:rPr>
@@ -89,27 +92,29 @@
         <w:t xml:space="preserve"> и переходим в неё.</w:t>
       </w:r>
       <w:r>
-        <w:rPr>
-          <w:noProof/>
-          <w:lang w:eastAsia="ru-RU"/>
-        </w:rPr>
         <w:drawing>
-          <wp:inline distT="0" distB="0" distL="0" distR="0" wp14:anchorId="21E43494" wp14:editId="4AC1CFBB">
-            <wp:extent cx="5940425" cy="1104900"/>
-            <wp:effectExtent l="0" t="0" r="3175" b="0"/>
-            <wp:docPr id="1" name="Рисунок 1"/>
+          <wp:inline wp14:editId="530A1939" wp14:anchorId="1C7341B6">
+            <wp:extent cx="5943600" cy="3133725"/>
+            <wp:effectExtent l="0" t="0" r="0" b="0"/>
+            <wp:docPr id="1337026925" name="drawing"/>
             <wp:cNvGraphicFramePr>
-              <a:graphicFrameLocks xmlns:a="http://schemas.openxmlformats.org/drawingml/2006/main" noChangeAspect="1"/>
+              <a:graphicFrameLocks noChangeAspect="1"/>
             </wp:cNvGraphicFramePr>
-            <a:graphic xmlns:a="http://schemas.openxmlformats.org/drawingml/2006/main">
-              <a:graphicData uri="http://schemas.openxmlformats.org/drawingml/2006/picture">
+            <a:graphic>
+              <a:graphicData xmlns:a="http://schemas.openxmlformats.org/drawingml/2006/main" uri="http://schemas.openxmlformats.org/drawingml/2006/picture">
                 <pic:pic xmlns:pic="http://schemas.openxmlformats.org/drawingml/2006/picture">
                   <pic:nvPicPr>
-                    <pic:cNvPr id="1" name=""/>
+                    <pic:cNvPr id="1337026925" name="Picture 1337026925"/>
                     <pic:cNvPicPr/>
                   </pic:nvPicPr>
                   <pic:blipFill>
-                    <a:blip r:embed="rId7"/>
+                    <a:blip xmlns:r="http://schemas.openxmlformats.org/officeDocument/2006/relationships" r:embed="rId1198675484">
+                      <a:extLst>
+                        <a:ext uri="{28A0092B-C50C-407E-A947-70E740481C1C}">
+                          <a14:useLocalDpi xmlns:a14="http://schemas.microsoft.com/office/drawing/2010/main"/>
+                        </a:ext>
+                      </a:extLst>
+                    </a:blip>
                     <a:stretch>
                       <a:fillRect/>
                     </a:stretch>
@@ -117,7 +122,7 @@
                   <pic:spPr>
                     <a:xfrm>
                       <a:off x="0" y="0"/>
-                      <a:ext cx="5940425" cy="1104900"/>
+                      <a:ext cx="5943600" cy="3133725"/>
                     </a:xfrm>
                     <a:prstGeom prst="rect">
                       <a:avLst/>
@@ -140,6 +145,7 @@
         <w:t>2.</w:t>
       </w:r>
       <w:r>
+        <w:rPr/>
         <w:t xml:space="preserve"> </w:t>
       </w:r>
       <w:r>
@@ -173,27 +179,29 @@
         <w:ind w:left="0"/>
       </w:pPr>
       <w:r>
-        <w:rPr>
-          <w:noProof/>
-          <w:lang w:eastAsia="ru-RU"/>
-        </w:rPr>
         <w:drawing>
-          <wp:inline distT="0" distB="0" distL="0" distR="0" wp14:anchorId="084B1B18" wp14:editId="445B193F">
-            <wp:extent cx="5940425" cy="280035"/>
-            <wp:effectExtent l="0" t="0" r="3175" b="5715"/>
-            <wp:docPr id="2" name="Рисунок 2"/>
+          <wp:inline wp14:editId="756954FA" wp14:anchorId="3F78A2C0">
+            <wp:extent cx="5943600" cy="257175"/>
+            <wp:effectExtent l="0" t="0" r="0" b="0"/>
+            <wp:docPr id="1652436385" name="drawing"/>
             <wp:cNvGraphicFramePr>
-              <a:graphicFrameLocks xmlns:a="http://schemas.openxmlformats.org/drawingml/2006/main" noChangeAspect="1"/>
+              <a:graphicFrameLocks noChangeAspect="1"/>
             </wp:cNvGraphicFramePr>
-            <a:graphic xmlns:a="http://schemas.openxmlformats.org/drawingml/2006/main">
-              <a:graphicData uri="http://schemas.openxmlformats.org/drawingml/2006/picture">
+            <a:graphic>
+              <a:graphicData xmlns:a="http://schemas.openxmlformats.org/drawingml/2006/main" uri="http://schemas.openxmlformats.org/drawingml/2006/picture">
                 <pic:pic xmlns:pic="http://schemas.openxmlformats.org/drawingml/2006/picture">
                   <pic:nvPicPr>
-                    <pic:cNvPr id="1" name=""/>
+                    <pic:cNvPr id="1652436385" name="Picture 1652436385"/>
                     <pic:cNvPicPr/>
                   </pic:nvPicPr>
                   <pic:blipFill>
-                    <a:blip r:embed="rId8"/>
+                    <a:blip xmlns:r="http://schemas.openxmlformats.org/officeDocument/2006/relationships" r:embed="rId738192013">
+                      <a:extLst>
+                        <a:ext uri="{28A0092B-C50C-407E-A947-70E740481C1C}">
+                          <a14:useLocalDpi xmlns:a14="http://schemas.microsoft.com/office/drawing/2010/main"/>
+                        </a:ext>
+                      </a:extLst>
+                    </a:blip>
                     <a:stretch>
                       <a:fillRect/>
                     </a:stretch>
@@ -201,7 +209,7 @@
                   <pic:spPr>
                     <a:xfrm>
                       <a:off x="0" y="0"/>
-                      <a:ext cx="5940425" cy="280035"/>
+                      <a:ext cx="5943600" cy="257175"/>
                     </a:xfrm>
                     <a:prstGeom prst="rect">
                       <a:avLst/>
@@ -309,37 +317,31 @@
       <w:pPr>
         <w:pStyle w:val="a3"/>
         <w:ind w:left="0"/>
-        <w:rPr>
-          <w:rFonts w:ascii="Times New Roman" w:hAnsi="Times New Roman" w:cs="Times New Roman"/>
-          <w:sz w:val="28"/>
-          <w:szCs w:val="28"/>
-        </w:rPr>
-      </w:pPr>
-      <w:r>
-        <w:rPr>
-          <w:rFonts w:ascii="Times New Roman" w:hAnsi="Times New Roman" w:cs="Times New Roman"/>
-          <w:noProof/>
-          <w:sz w:val="28"/>
-          <w:szCs w:val="28"/>
-          <w:lang w:eastAsia="ru-RU"/>
-        </w:rPr>
+      </w:pPr>
+      <w:r>
         <w:drawing>
-          <wp:inline distT="0" distB="0" distL="0" distR="0" wp14:anchorId="75E46232" wp14:editId="55980FF9">
-            <wp:extent cx="5940425" cy="321310"/>
-            <wp:effectExtent l="0" t="0" r="3175" b="2540"/>
-            <wp:docPr id="3" name="Рисунок 3"/>
+          <wp:inline wp14:editId="2F6649D9" wp14:anchorId="618EB537">
+            <wp:extent cx="5943600" cy="4933950"/>
+            <wp:effectExtent l="0" t="0" r="0" b="0"/>
+            <wp:docPr id="1413529626" name="drawing"/>
             <wp:cNvGraphicFramePr>
-              <a:graphicFrameLocks xmlns:a="http://schemas.openxmlformats.org/drawingml/2006/main" noChangeAspect="1"/>
+              <a:graphicFrameLocks noChangeAspect="1"/>
             </wp:cNvGraphicFramePr>
-            <a:graphic xmlns:a="http://schemas.openxmlformats.org/drawingml/2006/main">
-              <a:graphicData uri="http://schemas.openxmlformats.org/drawingml/2006/picture">
+            <a:graphic>
+              <a:graphicData xmlns:a="http://schemas.openxmlformats.org/drawingml/2006/main" uri="http://schemas.openxmlformats.org/drawingml/2006/picture">
                 <pic:pic xmlns:pic="http://schemas.openxmlformats.org/drawingml/2006/picture">
                   <pic:nvPicPr>
-                    <pic:cNvPr id="1" name=""/>
+                    <pic:cNvPr id="1413529626" name="Picture 1413529626"/>
                     <pic:cNvPicPr/>
                   </pic:nvPicPr>
                   <pic:blipFill>
-                    <a:blip r:embed="rId9"/>
+                    <a:blip xmlns:r="http://schemas.openxmlformats.org/officeDocument/2006/relationships" r:embed="rId186492308">
+                      <a:extLst>
+                        <a:ext uri="{28A0092B-C50C-407E-A947-70E740481C1C}">
+                          <a14:useLocalDpi xmlns:a14="http://schemas.microsoft.com/office/drawing/2010/main"/>
+                        </a:ext>
+                      </a:extLst>
+                    </a:blip>
                     <a:stretch>
                       <a:fillRect/>
                     </a:stretch>
@@ -347,7 +349,7 @@
                   <pic:spPr>
                     <a:xfrm>
                       <a:off x="0" y="0"/>
-                      <a:ext cx="5940425" cy="321310"/>
+                      <a:ext cx="5943600" cy="4933950"/>
                     </a:xfrm>
                     <a:prstGeom prst="rect">
                       <a:avLst/>
@@ -405,11 +407,7 @@
     </w:p>
     <w:p>
       <w:pPr>
-        <w:rPr>
-          <w:rFonts w:ascii="Times New Roman" w:hAnsi="Times New Roman" w:cs="Times New Roman"/>
-          <w:sz w:val="28"/>
-          <w:szCs w:val="28"/>
-        </w:rPr>
+        <w:pStyle w:val="a"/>
       </w:pPr>
       <w:r>
         <w:rPr>
@@ -468,27 +466,29 @@
         <w:t>.</w:t>
       </w:r>
       <w:r>
-        <w:rPr>
-          <w:noProof/>
-          <w:lang w:eastAsia="ru-RU"/>
-        </w:rPr>
         <w:drawing>
-          <wp:inline distT="0" distB="0" distL="0" distR="0" wp14:anchorId="45A9AE61" wp14:editId="1993A0CC">
-            <wp:extent cx="5940425" cy="2755265"/>
-            <wp:effectExtent l="0" t="0" r="3175" b="6985"/>
-            <wp:docPr id="6" name="Рисунок 6"/>
+          <wp:inline wp14:editId="07A1125A" wp14:anchorId="0551B8AF">
+            <wp:extent cx="5943600" cy="4953000"/>
+            <wp:effectExtent l="0" t="0" r="0" b="0"/>
+            <wp:docPr id="1750072206" name="drawing"/>
             <wp:cNvGraphicFramePr>
-              <a:graphicFrameLocks xmlns:a="http://schemas.openxmlformats.org/drawingml/2006/main" noChangeAspect="1"/>
+              <a:graphicFrameLocks noChangeAspect="1"/>
             </wp:cNvGraphicFramePr>
-            <a:graphic xmlns:a="http://schemas.openxmlformats.org/drawingml/2006/main">
-              <a:graphicData uri="http://schemas.openxmlformats.org/drawingml/2006/picture">
+            <a:graphic>
+              <a:graphicData xmlns:a="http://schemas.openxmlformats.org/drawingml/2006/main" uri="http://schemas.openxmlformats.org/drawingml/2006/picture">
                 <pic:pic xmlns:pic="http://schemas.openxmlformats.org/drawingml/2006/picture">
                   <pic:nvPicPr>
-                    <pic:cNvPr id="1" name=""/>
+                    <pic:cNvPr id="1750072206" name="Picture 1750072206"/>
                     <pic:cNvPicPr/>
                   </pic:nvPicPr>
                   <pic:blipFill>
-                    <a:blip r:embed="rId10"/>
+                    <a:blip xmlns:r="http://schemas.openxmlformats.org/officeDocument/2006/relationships" r:embed="rId495284438">
+                      <a:extLst>
+                        <a:ext uri="{28A0092B-C50C-407E-A947-70E740481C1C}">
+                          <a14:useLocalDpi xmlns:a14="http://schemas.microsoft.com/office/drawing/2010/main"/>
+                        </a:ext>
+                      </a:extLst>
+                    </a:blip>
                     <a:stretch>
                       <a:fillRect/>
                     </a:stretch>
@@ -496,7 +496,7 @@
                   <pic:spPr>
                     <a:xfrm>
                       <a:off x="0" y="0"/>
-                      <a:ext cx="5940425" cy="2755265"/>
+                      <a:ext cx="5943600" cy="4953000"/>
                     </a:xfrm>
                     <a:prstGeom prst="rect">
                       <a:avLst/>
@@ -596,7 +596,6 @@
           <w:sz w:val="28"/>
           <w:szCs w:val="28"/>
         </w:rPr>
-        <w:lastRenderedPageBreak/>
         <w:t xml:space="preserve">2. </w:t>
       </w:r>
       <w:r>
@@ -710,37 +709,31 @@
         <w:spacing w:after="0" w:line="240" w:lineRule="auto"/>
         <w:ind w:left="0"/>
         <w:jc w:val="both"/>
-        <w:rPr>
-          <w:rFonts w:ascii="Times New Roman" w:hAnsi="Times New Roman" w:cs="Times New Roman"/>
-          <w:sz w:val="28"/>
-          <w:szCs w:val="28"/>
-        </w:rPr>
-      </w:pPr>
-      <w:r>
-        <w:rPr>
-          <w:rFonts w:ascii="Times New Roman" w:hAnsi="Times New Roman" w:cs="Times New Roman"/>
-          <w:noProof/>
-          <w:sz w:val="28"/>
-          <w:szCs w:val="28"/>
-          <w:lang w:eastAsia="ru-RU"/>
-        </w:rPr>
+      </w:pPr>
+      <w:r>
         <w:drawing>
-          <wp:inline distT="0" distB="0" distL="0" distR="0" wp14:anchorId="4F8C789E" wp14:editId="5AFC1C50">
-            <wp:extent cx="5029200" cy="8124825"/>
-            <wp:effectExtent l="0" t="0" r="0" b="9525"/>
-            <wp:docPr id="5" name="Рисунок 5"/>
+          <wp:inline wp14:editId="0012BE69" wp14:anchorId="6D12D6DF">
+            <wp:extent cx="5943600" cy="4953000"/>
+            <wp:effectExtent l="0" t="0" r="0" b="0"/>
+            <wp:docPr id="230170651" name="drawing"/>
             <wp:cNvGraphicFramePr>
-              <a:graphicFrameLocks xmlns:a="http://schemas.openxmlformats.org/drawingml/2006/main" noChangeAspect="1"/>
+              <a:graphicFrameLocks noChangeAspect="1"/>
             </wp:cNvGraphicFramePr>
-            <a:graphic xmlns:a="http://schemas.openxmlformats.org/drawingml/2006/main">
-              <a:graphicData uri="http://schemas.openxmlformats.org/drawingml/2006/picture">
+            <a:graphic>
+              <a:graphicData xmlns:a="http://schemas.openxmlformats.org/drawingml/2006/main" uri="http://schemas.openxmlformats.org/drawingml/2006/picture">
                 <pic:pic xmlns:pic="http://schemas.openxmlformats.org/drawingml/2006/picture">
                   <pic:nvPicPr>
-                    <pic:cNvPr id="1" name=""/>
+                    <pic:cNvPr id="230170651" name="Picture 230170651"/>
                     <pic:cNvPicPr/>
                   </pic:nvPicPr>
                   <pic:blipFill>
-                    <a:blip r:embed="rId11"/>
+                    <a:blip xmlns:r="http://schemas.openxmlformats.org/officeDocument/2006/relationships" r:embed="rId551550937">
+                      <a:extLst>
+                        <a:ext uri="{28A0092B-C50C-407E-A947-70E740481C1C}">
+                          <a14:useLocalDpi xmlns:a14="http://schemas.microsoft.com/office/drawing/2010/main"/>
+                        </a:ext>
+                      </a:extLst>
+                    </a:blip>
                     <a:stretch>
                       <a:fillRect/>
                     </a:stretch>
@@ -748,7 +741,7 @@
                   <pic:spPr>
                     <a:xfrm>
                       <a:off x="0" y="0"/>
-                      <a:ext cx="5051919" cy="8161528"/>
+                      <a:ext cx="5943600" cy="4953000"/>
                     </a:xfrm>
                     <a:prstGeom prst="rect">
                       <a:avLst/>
@@ -791,19 +784,13 @@
         <w:spacing w:after="0" w:line="240" w:lineRule="auto"/>
         <w:ind w:left="0"/>
         <w:jc w:val="both"/>
-        <w:rPr>
-          <w:rFonts w:ascii="Times New Roman" w:hAnsi="Times New Roman" w:cs="Times New Roman"/>
-          <w:sz w:val="28"/>
-          <w:szCs w:val="28"/>
-        </w:rPr>
-      </w:pPr>
-      <w:r>
-        <w:rPr>
-          <w:rFonts w:ascii="Times New Roman" w:hAnsi="Times New Roman" w:cs="Times New Roman"/>
-          <w:sz w:val="28"/>
-          <w:szCs w:val="28"/>
-        </w:rPr>
-        <w:lastRenderedPageBreak/>
+      </w:pPr>
+      <w:r>
+        <w:rPr>
+          <w:rFonts w:ascii="Times New Roman" w:hAnsi="Times New Roman" w:cs="Times New Roman"/>
+          <w:sz w:val="28"/>
+          <w:szCs w:val="28"/>
+        </w:rPr>
         <w:t xml:space="preserve">3. </w:t>
       </w:r>
       <w:r>
@@ -828,7 +815,31 @@
           <w:sz w:val="28"/>
           <w:szCs w:val="28"/>
         </w:rPr>
-        <w:t>/var/log</w:t>
+        <w:t>/</w:t>
+      </w:r>
+      <w:r>
+        <w:rPr>
+          <w:rFonts w:ascii="Times New Roman" w:hAnsi="Times New Roman" w:cs="Times New Roman"/>
+          <w:sz w:val="28"/>
+          <w:szCs w:val="28"/>
+        </w:rPr>
+        <w:t>var</w:t>
+      </w:r>
+      <w:r>
+        <w:rPr>
+          <w:rFonts w:ascii="Times New Roman" w:hAnsi="Times New Roman" w:cs="Times New Roman"/>
+          <w:sz w:val="28"/>
+          <w:szCs w:val="28"/>
+        </w:rPr>
+        <w:t>/</w:t>
+      </w:r>
+      <w:r>
+        <w:rPr>
+          <w:rFonts w:ascii="Times New Roman" w:hAnsi="Times New Roman" w:cs="Times New Roman"/>
+          <w:sz w:val="28"/>
+          <w:szCs w:val="28"/>
+        </w:rPr>
+        <w:t>log</w:t>
       </w:r>
       <w:r>
         <w:rPr>
@@ -844,33 +855,32 @@
           <w:sz w:val="28"/>
           <w:szCs w:val="28"/>
         </w:rPr>
-        <w:t xml:space="preserve"> ищем все файлы, размер которых строго больше 1 МБ (используя соответствующий ключ для фильтрации по размеру).</w:t>
-      </w:r>
-      <w:r>
-        <w:rPr>
-          <w:rFonts w:ascii="Times New Roman" w:hAnsi="Times New Roman" w:cs="Times New Roman"/>
-          <w:noProof/>
-          <w:sz w:val="28"/>
-          <w:szCs w:val="28"/>
-          <w:lang w:eastAsia="ru-RU"/>
-        </w:rPr>
+        <w:t xml:space="preserve"> ищем все файлы, размер которых строго больше 1 МБ.</w:t>
+      </w:r>
+      <w:r>
         <w:drawing>
-          <wp:inline distT="0" distB="0" distL="0" distR="0" wp14:anchorId="14D71DE1" wp14:editId="1BA1FB09">
-            <wp:extent cx="5940425" cy="1167130"/>
-            <wp:effectExtent l="0" t="0" r="3175" b="0"/>
-            <wp:docPr id="7" name="Рисунок 7"/>
+          <wp:inline wp14:editId="281139F1" wp14:anchorId="5CEE365E">
+            <wp:extent cx="5943600" cy="4838700"/>
+            <wp:effectExtent l="0" t="0" r="0" b="0"/>
+            <wp:docPr id="1275062490" name="drawing"/>
             <wp:cNvGraphicFramePr>
-              <a:graphicFrameLocks xmlns:a="http://schemas.openxmlformats.org/drawingml/2006/main" noChangeAspect="1"/>
+              <a:graphicFrameLocks noChangeAspect="1"/>
             </wp:cNvGraphicFramePr>
-            <a:graphic xmlns:a="http://schemas.openxmlformats.org/drawingml/2006/main">
-              <a:graphicData uri="http://schemas.openxmlformats.org/drawingml/2006/picture">
+            <a:graphic>
+              <a:graphicData xmlns:a="http://schemas.openxmlformats.org/drawingml/2006/main" uri="http://schemas.openxmlformats.org/drawingml/2006/picture">
                 <pic:pic xmlns:pic="http://schemas.openxmlformats.org/drawingml/2006/picture">
                   <pic:nvPicPr>
-                    <pic:cNvPr id="1" name=""/>
+                    <pic:cNvPr id="1275062490" name="Picture 1275062490"/>
                     <pic:cNvPicPr/>
                   </pic:nvPicPr>
                   <pic:blipFill>
-                    <a:blip r:embed="rId12"/>
+                    <a:blip xmlns:r="http://schemas.openxmlformats.org/officeDocument/2006/relationships" r:embed="rId1547179409">
+                      <a:extLst>
+                        <a:ext uri="{28A0092B-C50C-407E-A947-70E740481C1C}">
+                          <a14:useLocalDpi xmlns:a14="http://schemas.microsoft.com/office/drawing/2010/main"/>
+                        </a:ext>
+                      </a:extLst>
+                    </a:blip>
                     <a:stretch>
                       <a:fillRect/>
                     </a:stretch>
@@ -878,7 +888,7 @@
                   <pic:spPr>
                     <a:xfrm>
                       <a:off x="0" y="0"/>
-                      <a:ext cx="5940425" cy="1167130"/>
+                      <a:ext cx="5943600" cy="4838700"/>
                     </a:xfrm>
                     <a:prstGeom prst="rect">
                       <a:avLst/>
@@ -930,7 +940,7 @@
           <w:sz w:val="28"/>
           <w:szCs w:val="28"/>
         </w:rPr>
-        <w:t>Ищем в домашнем каталоге (~) все обычные файлы, которые были изменены менее 2 дней назад (используя ключ поиска по времени модификации).</w:t>
+        <w:t>Ищем в домашнем каталоге все обычные файлы, которые были изменены менее 2 дней назад (используя ключ поиска по времени модификации).</w:t>
       </w:r>
     </w:p>
     <w:p>
@@ -939,37 +949,31 @@
         <w:spacing w:after="0" w:line="240" w:lineRule="auto"/>
         <w:ind w:left="0"/>
         <w:jc w:val="both"/>
-        <w:rPr>
-          <w:rFonts w:ascii="Times New Roman" w:hAnsi="Times New Roman" w:cs="Times New Roman"/>
-          <w:sz w:val="28"/>
-          <w:szCs w:val="28"/>
-        </w:rPr>
-      </w:pPr>
-      <w:r>
-        <w:rPr>
-          <w:rFonts w:ascii="Times New Roman" w:hAnsi="Times New Roman" w:cs="Times New Roman"/>
-          <w:noProof/>
-          <w:sz w:val="28"/>
-          <w:szCs w:val="28"/>
-          <w:lang w:eastAsia="ru-RU"/>
-        </w:rPr>
+      </w:pPr>
+      <w:r>
         <w:drawing>
-          <wp:inline distT="0" distB="0" distL="0" distR="0" wp14:anchorId="302847E3" wp14:editId="145A8B1C">
-            <wp:extent cx="5940425" cy="6026150"/>
-            <wp:effectExtent l="0" t="0" r="3175" b="0"/>
-            <wp:docPr id="8" name="Рисунок 8"/>
+          <wp:inline wp14:editId="498123D3" wp14:anchorId="1B2CFE2E">
+            <wp:extent cx="5943600" cy="4972050"/>
+            <wp:effectExtent l="0" t="0" r="0" b="0"/>
+            <wp:docPr id="1477486185" name="drawing"/>
             <wp:cNvGraphicFramePr>
-              <a:graphicFrameLocks xmlns:a="http://schemas.openxmlformats.org/drawingml/2006/main" noChangeAspect="1"/>
+              <a:graphicFrameLocks noChangeAspect="1"/>
             </wp:cNvGraphicFramePr>
-            <a:graphic xmlns:a="http://schemas.openxmlformats.org/drawingml/2006/main">
-              <a:graphicData uri="http://schemas.openxmlformats.org/drawingml/2006/picture">
+            <a:graphic>
+              <a:graphicData xmlns:a="http://schemas.openxmlformats.org/drawingml/2006/main" uri="http://schemas.openxmlformats.org/drawingml/2006/picture">
                 <pic:pic xmlns:pic="http://schemas.openxmlformats.org/drawingml/2006/picture">
                   <pic:nvPicPr>
-                    <pic:cNvPr id="1" name=""/>
+                    <pic:cNvPr id="1477486185" name="Picture 1477486185"/>
                     <pic:cNvPicPr/>
                   </pic:nvPicPr>
                   <pic:blipFill>
-                    <a:blip r:embed="rId13"/>
+                    <a:blip xmlns:r="http://schemas.openxmlformats.org/officeDocument/2006/relationships" r:embed="rId105951856">
+                      <a:extLst>
+                        <a:ext uri="{28A0092B-C50C-407E-A947-70E740481C1C}">
+                          <a14:useLocalDpi xmlns:a14="http://schemas.microsoft.com/office/drawing/2010/main"/>
+                        </a:ext>
+                      </a:extLst>
+                    </a:blip>
                     <a:stretch>
                       <a:fillRect/>
                     </a:stretch>
@@ -977,7 +981,7 @@
                   <pic:spPr>
                     <a:xfrm>
                       <a:off x="0" y="0"/>
-                      <a:ext cx="5940425" cy="6026150"/>
+                      <a:ext cx="5943600" cy="4972050"/>
                     </a:xfrm>
                     <a:prstGeom prst="rect">
                       <a:avLst/>
@@ -1027,27 +1031,29 @@
         <w:jc w:val="both"/>
       </w:pPr>
       <w:r>
-        <w:rPr>
-          <w:noProof/>
-          <w:lang w:eastAsia="ru-RU"/>
-        </w:rPr>
         <w:drawing>
-          <wp:inline distT="0" distB="0" distL="0" distR="0" wp14:anchorId="70977B20" wp14:editId="7E5B5F2D">
-            <wp:extent cx="5940425" cy="382905"/>
-            <wp:effectExtent l="0" t="0" r="3175" b="0"/>
-            <wp:docPr id="9" name="Рисунок 9"/>
+          <wp:inline wp14:editId="1EB9C816" wp14:anchorId="66458FF8">
+            <wp:extent cx="5943600" cy="485775"/>
+            <wp:effectExtent l="0" t="0" r="0" b="0"/>
+            <wp:docPr id="432961194" name="drawing"/>
             <wp:cNvGraphicFramePr>
-              <a:graphicFrameLocks xmlns:a="http://schemas.openxmlformats.org/drawingml/2006/main" noChangeAspect="1"/>
+              <a:graphicFrameLocks noChangeAspect="1"/>
             </wp:cNvGraphicFramePr>
-            <a:graphic xmlns:a="http://schemas.openxmlformats.org/drawingml/2006/main">
-              <a:graphicData uri="http://schemas.openxmlformats.org/drawingml/2006/picture">
+            <a:graphic>
+              <a:graphicData xmlns:a="http://schemas.openxmlformats.org/drawingml/2006/main" uri="http://schemas.openxmlformats.org/drawingml/2006/picture">
                 <pic:pic xmlns:pic="http://schemas.openxmlformats.org/drawingml/2006/picture">
                   <pic:nvPicPr>
-                    <pic:cNvPr id="1" name=""/>
+                    <pic:cNvPr id="432961194" name="Picture 432961194"/>
                     <pic:cNvPicPr/>
                   </pic:nvPicPr>
                   <pic:blipFill>
-                    <a:blip r:embed="rId14"/>
+                    <a:blip xmlns:r="http://schemas.openxmlformats.org/officeDocument/2006/relationships" r:embed="rId492475433">
+                      <a:extLst>
+                        <a:ext uri="{28A0092B-C50C-407E-A947-70E740481C1C}">
+                          <a14:useLocalDpi xmlns:a14="http://schemas.microsoft.com/office/drawing/2010/main"/>
+                        </a:ext>
+                      </a:extLst>
+                    </a:blip>
                     <a:stretch>
                       <a:fillRect/>
                     </a:stretch>
@@ -1055,7 +1061,7 @@
                   <pic:spPr>
                     <a:xfrm>
                       <a:off x="0" y="0"/>
-                      <a:ext cx="5940425" cy="382905"/>
+                      <a:ext cx="5943600" cy="485775"/>
                     </a:xfrm>
                     <a:prstGeom prst="rect">
                       <a:avLst/>
@@ -1246,36 +1252,34 @@
     </w:p>
     <w:p>
       <w:pPr>
-        <w:spacing w:after="0" w:line="240" w:lineRule="auto"/>
-        <w:jc w:val="both"/>
-        <w:rPr>
-          <w:rFonts w:ascii="Times New Roman" w:hAnsi="Times New Roman" w:cs="Times New Roman"/>
-          <w:sz w:val="28"/>
-          <w:szCs w:val="28"/>
-        </w:rPr>
-      </w:pPr>
-      <w:r>
-        <w:rPr>
-          <w:noProof/>
-          <w:lang w:eastAsia="ru-RU"/>
-        </w:rPr>
+        <w:pStyle w:val="a"/>
+        <w:spacing w:after="0" w:line="240" w:lineRule="auto"/>
+        <w:jc w:val="both"/>
+      </w:pPr>
+      <w:r>
         <w:drawing>
-          <wp:inline distT="0" distB="0" distL="0" distR="0" wp14:anchorId="125F3890" wp14:editId="6A099F7C">
-            <wp:extent cx="5940425" cy="774065"/>
-            <wp:effectExtent l="0" t="0" r="3175" b="6985"/>
-            <wp:docPr id="10" name="Рисунок 10"/>
+          <wp:inline wp14:editId="5F99EC50" wp14:anchorId="5FFB4C51">
+            <wp:extent cx="5943600" cy="723900"/>
+            <wp:effectExtent l="0" t="0" r="0" b="0"/>
+            <wp:docPr id="1750340727" name="drawing"/>
             <wp:cNvGraphicFramePr>
-              <a:graphicFrameLocks xmlns:a="http://schemas.openxmlformats.org/drawingml/2006/main" noChangeAspect="1"/>
+              <a:graphicFrameLocks noChangeAspect="1"/>
             </wp:cNvGraphicFramePr>
-            <a:graphic xmlns:a="http://schemas.openxmlformats.org/drawingml/2006/main">
-              <a:graphicData uri="http://schemas.openxmlformats.org/drawingml/2006/picture">
+            <a:graphic>
+              <a:graphicData xmlns:a="http://schemas.openxmlformats.org/drawingml/2006/main" uri="http://schemas.openxmlformats.org/drawingml/2006/picture">
                 <pic:pic xmlns:pic="http://schemas.openxmlformats.org/drawingml/2006/picture">
                   <pic:nvPicPr>
-                    <pic:cNvPr id="1" name=""/>
+                    <pic:cNvPr id="1750340727" name="Picture 1750340727"/>
                     <pic:cNvPicPr/>
                   </pic:nvPicPr>
                   <pic:blipFill>
-                    <a:blip r:embed="rId15"/>
+                    <a:blip xmlns:r="http://schemas.openxmlformats.org/officeDocument/2006/relationships" r:embed="rId405245508">
+                      <a:extLst>
+                        <a:ext uri="{28A0092B-C50C-407E-A947-70E740481C1C}">
+                          <a14:useLocalDpi xmlns:a14="http://schemas.microsoft.com/office/drawing/2010/main"/>
+                        </a:ext>
+                      </a:extLst>
+                    </a:blip>
                     <a:stretch>
                       <a:fillRect/>
                     </a:stretch>
@@ -1283,7 +1287,7 @@
                   <pic:spPr>
                     <a:xfrm>
                       <a:off x="0" y="0"/>
-                      <a:ext cx="5940425" cy="774065"/>
+                      <a:ext cx="5943600" cy="723900"/>
                     </a:xfrm>
                     <a:prstGeom prst="rect">
                       <a:avLst/>
@@ -1370,7 +1374,23 @@
           <w:sz w:val="28"/>
           <w:szCs w:val="28"/>
         </w:rPr>
-        <w:t>which cd</w:t>
+        <w:t>which</w:t>
+      </w:r>
+      <w:r>
+        <w:rPr>
+          <w:rFonts w:ascii="Times New Roman" w:hAnsi="Times New Roman" w:cs="Times New Roman"/>
+          <w:sz w:val="28"/>
+          <w:szCs w:val="28"/>
+        </w:rPr>
+        <w:t xml:space="preserve"> </w:t>
+      </w:r>
+      <w:r>
+        <w:rPr>
+          <w:rFonts w:ascii="Times New Roman" w:hAnsi="Times New Roman" w:cs="Times New Roman"/>
+          <w:sz w:val="28"/>
+          <w:szCs w:val="28"/>
+        </w:rPr>
+        <w:t>cd</w:t>
       </w:r>
       <w:r>
         <w:rPr>
@@ -1386,7 +1406,23 @@
           <w:sz w:val="28"/>
           <w:szCs w:val="28"/>
         </w:rPr>
-        <w:t xml:space="preserve"> и анализируем результат. Команда ничего не выводит, потому что </w:t>
+        <w:t xml:space="preserve"> и анализируем результат. Команда ничего не выводит, </w:t>
+      </w:r>
+      <w:r>
+        <w:rPr>
+          <w:rFonts w:ascii="Times New Roman" w:hAnsi="Times New Roman" w:cs="Times New Roman"/>
+          <w:sz w:val="28"/>
+          <w:szCs w:val="28"/>
+        </w:rPr>
+        <w:t>т.к.</w:t>
+      </w:r>
+      <w:r>
+        <w:rPr>
+          <w:rFonts w:ascii="Times New Roman" w:hAnsi="Times New Roman" w:cs="Times New Roman"/>
+          <w:sz w:val="28"/>
+          <w:szCs w:val="28"/>
+        </w:rPr>
+        <w:t xml:space="preserve"> </w:t>
       </w:r>
       <w:r>
         <w:rPr>
@@ -1418,7 +1454,23 @@
           <w:sz w:val="28"/>
           <w:szCs w:val="28"/>
         </w:rPr>
-        <w:t xml:space="preserve"> является встроенной командой оболочки (shell builtin), а не внешним исполняемым файлом в файловой системе.</w:t>
+        <w:t xml:space="preserve"> не </w:t>
+      </w:r>
+      <w:r>
+        <w:rPr>
+          <w:rFonts w:ascii="Times New Roman" w:hAnsi="Times New Roman" w:cs="Times New Roman"/>
+          <w:sz w:val="28"/>
+          <w:szCs w:val="28"/>
+        </w:rPr>
+        <w:t xml:space="preserve">является </w:t>
+      </w:r>
+      <w:r>
+        <w:rPr>
+          <w:rFonts w:ascii="Times New Roman" w:hAnsi="Times New Roman" w:cs="Times New Roman"/>
+          <w:sz w:val="28"/>
+          <w:szCs w:val="28"/>
+        </w:rPr>
+        <w:t>внешним исполняемым файлом в файловой системе.</w:t>
       </w:r>
     </w:p>
     <w:p>
@@ -1427,37 +1479,31 @@
         <w:spacing w:after="0" w:line="240" w:lineRule="auto"/>
         <w:ind w:left="0"/>
         <w:jc w:val="both"/>
-        <w:rPr>
-          <w:rFonts w:ascii="Times New Roman" w:hAnsi="Times New Roman" w:cs="Times New Roman"/>
-          <w:sz w:val="28"/>
-          <w:szCs w:val="28"/>
-        </w:rPr>
-      </w:pPr>
-      <w:r>
-        <w:rPr>
-          <w:rFonts w:ascii="Times New Roman" w:hAnsi="Times New Roman" w:cs="Times New Roman"/>
-          <w:noProof/>
-          <w:sz w:val="28"/>
-          <w:szCs w:val="28"/>
-          <w:lang w:eastAsia="ru-RU"/>
-        </w:rPr>
+      </w:pPr>
+      <w:r>
         <w:drawing>
-          <wp:inline distT="0" distB="0" distL="0" distR="0" wp14:anchorId="0E385A93" wp14:editId="22F77CEA">
-            <wp:extent cx="5940425" cy="283845"/>
-            <wp:effectExtent l="0" t="0" r="3175" b="1905"/>
-            <wp:docPr id="11" name="Рисунок 11"/>
+          <wp:inline wp14:editId="5876F30B" wp14:anchorId="2DAEF2FF">
+            <wp:extent cx="5943600" cy="352425"/>
+            <wp:effectExtent l="0" t="0" r="0" b="0"/>
+            <wp:docPr id="581720678" name="drawing"/>
             <wp:cNvGraphicFramePr>
-              <a:graphicFrameLocks xmlns:a="http://schemas.openxmlformats.org/drawingml/2006/main" noChangeAspect="1"/>
+              <a:graphicFrameLocks noChangeAspect="1"/>
             </wp:cNvGraphicFramePr>
-            <a:graphic xmlns:a="http://schemas.openxmlformats.org/drawingml/2006/main">
-              <a:graphicData uri="http://schemas.openxmlformats.org/drawingml/2006/picture">
+            <a:graphic>
+              <a:graphicData xmlns:a="http://schemas.openxmlformats.org/drawingml/2006/main" uri="http://schemas.openxmlformats.org/drawingml/2006/picture">
                 <pic:pic xmlns:pic="http://schemas.openxmlformats.org/drawingml/2006/picture">
                   <pic:nvPicPr>
-                    <pic:cNvPr id="1" name=""/>
+                    <pic:cNvPr id="581720678" name="Picture 581720678"/>
                     <pic:cNvPicPr/>
                   </pic:nvPicPr>
                   <pic:blipFill>
-                    <a:blip r:embed="rId16"/>
+                    <a:blip xmlns:r="http://schemas.openxmlformats.org/officeDocument/2006/relationships" r:embed="rId1330936310">
+                      <a:extLst>
+                        <a:ext uri="{28A0092B-C50C-407E-A947-70E740481C1C}">
+                          <a14:useLocalDpi xmlns:a14="http://schemas.microsoft.com/office/drawing/2010/main"/>
+                        </a:ext>
+                      </a:extLst>
+                    </a:blip>
                     <a:stretch>
                       <a:fillRect/>
                     </a:stretch>
@@ -1465,7 +1511,7 @@
                   <pic:spPr>
                     <a:xfrm>
                       <a:off x="0" y="0"/>
-                      <a:ext cx="5940425" cy="283845"/>
+                      <a:ext cx="5943600" cy="352425"/>
                     </a:xfrm>
                     <a:prstGeom prst="rect">
                       <a:avLst/>
@@ -1613,37 +1659,31 @@
         <w:spacing w:after="0" w:line="240" w:lineRule="auto"/>
         <w:ind w:left="0"/>
         <w:jc w:val="both"/>
-        <w:rPr>
-          <w:rFonts w:ascii="Times New Roman" w:hAnsi="Times New Roman" w:cs="Times New Roman"/>
-          <w:sz w:val="28"/>
-          <w:szCs w:val="28"/>
-        </w:rPr>
-      </w:pPr>
-      <w:r>
-        <w:rPr>
-          <w:rFonts w:ascii="Times New Roman" w:hAnsi="Times New Roman" w:cs="Times New Roman"/>
-          <w:noProof/>
-          <w:sz w:val="28"/>
-          <w:szCs w:val="28"/>
-          <w:lang w:eastAsia="ru-RU"/>
-        </w:rPr>
+      </w:pPr>
+      <w:r>
         <w:drawing>
-          <wp:inline distT="0" distB="0" distL="0" distR="0" wp14:anchorId="0B7FE9BD" wp14:editId="4536AB23">
-            <wp:extent cx="5940425" cy="462915"/>
-            <wp:effectExtent l="0" t="0" r="3175" b="0"/>
-            <wp:docPr id="12" name="Рисунок 12"/>
+          <wp:inline wp14:editId="05688E4F" wp14:anchorId="7E8544DB">
+            <wp:extent cx="5943600" cy="476250"/>
+            <wp:effectExtent l="0" t="0" r="0" b="0"/>
+            <wp:docPr id="1800454361" name="drawing"/>
             <wp:cNvGraphicFramePr>
-              <a:graphicFrameLocks xmlns:a="http://schemas.openxmlformats.org/drawingml/2006/main" noChangeAspect="1"/>
+              <a:graphicFrameLocks noChangeAspect="1"/>
             </wp:cNvGraphicFramePr>
-            <a:graphic xmlns:a="http://schemas.openxmlformats.org/drawingml/2006/main">
-              <a:graphicData uri="http://schemas.openxmlformats.org/drawingml/2006/picture">
+            <a:graphic>
+              <a:graphicData xmlns:a="http://schemas.openxmlformats.org/drawingml/2006/main" uri="http://schemas.openxmlformats.org/drawingml/2006/picture">
                 <pic:pic xmlns:pic="http://schemas.openxmlformats.org/drawingml/2006/picture">
                   <pic:nvPicPr>
-                    <pic:cNvPr id="1" name=""/>
+                    <pic:cNvPr id="1800454361" name="Picture 1800454361"/>
                     <pic:cNvPicPr/>
                   </pic:nvPicPr>
                   <pic:blipFill>
-                    <a:blip r:embed="rId17"/>
+                    <a:blip xmlns:r="http://schemas.openxmlformats.org/officeDocument/2006/relationships" r:embed="rId336665814">
+                      <a:extLst>
+                        <a:ext uri="{28A0092B-C50C-407E-A947-70E740481C1C}">
+                          <a14:useLocalDpi xmlns:a14="http://schemas.microsoft.com/office/drawing/2010/main"/>
+                        </a:ext>
+                      </a:extLst>
+                    </a:blip>
                     <a:stretch>
                       <a:fillRect/>
                     </a:stretch>
@@ -1651,7 +1691,7 @@
                   <pic:spPr>
                     <a:xfrm>
                       <a:off x="0" y="0"/>
-                      <a:ext cx="5940425" cy="462915"/>
+                      <a:ext cx="5943600" cy="476250"/>
                     </a:xfrm>
                     <a:prstGeom prst="rect">
                       <a:avLst/>
@@ -1736,39 +1776,34 @@
     </w:p>
     <w:p>
       <w:pPr>
-        <w:spacing w:after="0" w:line="240" w:lineRule="auto"/>
-        <w:jc w:val="both"/>
-        <w:rPr>
-          <w:rFonts w:ascii="Times New Roman" w:hAnsi="Times New Roman" w:cs="Times New Roman"/>
-          <w:sz w:val="28"/>
-          <w:szCs w:val="28"/>
-        </w:rPr>
-      </w:pPr>
-      <w:r>
-        <w:rPr>
-          <w:rFonts w:ascii="Times New Roman" w:hAnsi="Times New Roman" w:cs="Times New Roman"/>
-          <w:noProof/>
-          <w:sz w:val="28"/>
-          <w:szCs w:val="28"/>
-          <w:lang w:eastAsia="ru-RU"/>
-        </w:rPr>
+        <w:pStyle w:val="a"/>
+        <w:spacing w:after="0" w:line="240" w:lineRule="auto"/>
+        <w:jc w:val="both"/>
+      </w:pPr>
+      <w:r>
         <w:drawing>
-          <wp:inline distT="0" distB="0" distL="0" distR="0" wp14:anchorId="5D502F63" wp14:editId="6836C25A">
-            <wp:extent cx="5940425" cy="1035685"/>
-            <wp:effectExtent l="0" t="0" r="3175" b="0"/>
-            <wp:docPr id="13" name="Рисунок 13"/>
+          <wp:inline wp14:editId="752F3251" wp14:anchorId="0A7ED1AF">
+            <wp:extent cx="5943600" cy="1285875"/>
+            <wp:effectExtent l="0" t="0" r="0" b="0"/>
+            <wp:docPr id="1065213943" name="drawing"/>
             <wp:cNvGraphicFramePr>
-              <a:graphicFrameLocks xmlns:a="http://schemas.openxmlformats.org/drawingml/2006/main" noChangeAspect="1"/>
+              <a:graphicFrameLocks noChangeAspect="1"/>
             </wp:cNvGraphicFramePr>
-            <a:graphic xmlns:a="http://schemas.openxmlformats.org/drawingml/2006/main">
-              <a:graphicData uri="http://schemas.openxmlformats.org/drawingml/2006/picture">
+            <a:graphic>
+              <a:graphicData xmlns:a="http://schemas.openxmlformats.org/drawingml/2006/main" uri="http://schemas.openxmlformats.org/drawingml/2006/picture">
                 <pic:pic xmlns:pic="http://schemas.openxmlformats.org/drawingml/2006/picture">
                   <pic:nvPicPr>
-                    <pic:cNvPr id="1" name=""/>
+                    <pic:cNvPr id="1065213943" name="Picture 1065213943"/>
                     <pic:cNvPicPr/>
                   </pic:nvPicPr>
                   <pic:blipFill>
-                    <a:blip r:embed="rId18"/>
+                    <a:blip xmlns:r="http://schemas.openxmlformats.org/officeDocument/2006/relationships" r:embed="rId855854851">
+                      <a:extLst>
+                        <a:ext uri="{28A0092B-C50C-407E-A947-70E740481C1C}">
+                          <a14:useLocalDpi xmlns:a14="http://schemas.microsoft.com/office/drawing/2010/main"/>
+                        </a:ext>
+                      </a:extLst>
+                    </a:blip>
                     <a:stretch>
                       <a:fillRect/>
                     </a:stretch>
@@ -1776,7 +1811,7 @@
                   <pic:spPr>
                     <a:xfrm>
                       <a:off x="0" y="0"/>
-                      <a:ext cx="5940425" cy="1035685"/>
+                      <a:ext cx="5943600" cy="1285875"/>
                     </a:xfrm>
                     <a:prstGeom prst="rect">
                       <a:avLst/>
@@ -1914,39 +1949,34 @@
     </w:p>
     <w:p>
       <w:pPr>
-        <w:spacing w:after="0" w:line="240" w:lineRule="auto"/>
-        <w:jc w:val="both"/>
-        <w:rPr>
-          <w:rFonts w:ascii="Times New Roman" w:hAnsi="Times New Roman" w:cs="Times New Roman"/>
-          <w:sz w:val="28"/>
-          <w:szCs w:val="28"/>
-        </w:rPr>
-      </w:pPr>
-      <w:r>
-        <w:rPr>
-          <w:rFonts w:ascii="Times New Roman" w:hAnsi="Times New Roman" w:cs="Times New Roman"/>
-          <w:noProof/>
-          <w:sz w:val="28"/>
-          <w:szCs w:val="28"/>
-          <w:lang w:eastAsia="ru-RU"/>
-        </w:rPr>
+        <w:pStyle w:val="a"/>
+        <w:spacing w:after="0" w:line="240" w:lineRule="auto"/>
+        <w:jc w:val="both"/>
+      </w:pPr>
+      <w:r>
         <w:drawing>
-          <wp:inline distT="0" distB="0" distL="0" distR="0" wp14:anchorId="17CAEB49" wp14:editId="5EB11B45">
-            <wp:extent cx="5940425" cy="260350"/>
-            <wp:effectExtent l="0" t="0" r="3175" b="6350"/>
-            <wp:docPr id="14" name="Рисунок 14"/>
+          <wp:inline wp14:editId="1168D222" wp14:anchorId="176F01D0">
+            <wp:extent cx="5943600" cy="304800"/>
+            <wp:effectExtent l="0" t="0" r="0" b="0"/>
+            <wp:docPr id="1572410693" name="drawing"/>
             <wp:cNvGraphicFramePr>
-              <a:graphicFrameLocks xmlns:a="http://schemas.openxmlformats.org/drawingml/2006/main" noChangeAspect="1"/>
+              <a:graphicFrameLocks noChangeAspect="1"/>
             </wp:cNvGraphicFramePr>
-            <a:graphic xmlns:a="http://schemas.openxmlformats.org/drawingml/2006/main">
-              <a:graphicData uri="http://schemas.openxmlformats.org/drawingml/2006/picture">
+            <a:graphic>
+              <a:graphicData xmlns:a="http://schemas.openxmlformats.org/drawingml/2006/main" uri="http://schemas.openxmlformats.org/drawingml/2006/picture">
                 <pic:pic xmlns:pic="http://schemas.openxmlformats.org/drawingml/2006/picture">
                   <pic:nvPicPr>
-                    <pic:cNvPr id="1" name=""/>
+                    <pic:cNvPr id="1572410693" name="Picture 1572410693"/>
                     <pic:cNvPicPr/>
                   </pic:nvPicPr>
                   <pic:blipFill>
-                    <a:blip r:embed="rId19"/>
+                    <a:blip xmlns:r="http://schemas.openxmlformats.org/officeDocument/2006/relationships" r:embed="rId1916862474">
+                      <a:extLst>
+                        <a:ext uri="{28A0092B-C50C-407E-A947-70E740481C1C}">
+                          <a14:useLocalDpi xmlns:a14="http://schemas.microsoft.com/office/drawing/2010/main"/>
+                        </a:ext>
+                      </a:extLst>
+                    </a:blip>
                     <a:stretch>
                       <a:fillRect/>
                     </a:stretch>
@@ -1954,7 +1984,7 @@
                   <pic:spPr>
                     <a:xfrm>
                       <a:off x="0" y="0"/>
-                      <a:ext cx="5940425" cy="260350"/>
+                      <a:ext cx="5943600" cy="304800"/>
                     </a:xfrm>
                     <a:prstGeom prst="rect">
                       <a:avLst/>
@@ -2060,43 +2090,34 @@
     </w:p>
     <w:p>
       <w:pPr>
-        <w:spacing w:after="0" w:line="240" w:lineRule="auto"/>
-        <w:jc w:val="both"/>
-        <w:rPr>
-          <w:rFonts w:ascii="Times New Roman" w:hAnsi="Times New Roman" w:cs="Times New Roman"/>
-          <w:b/>
-          <w:bCs/>
-          <w:sz w:val="28"/>
-          <w:szCs w:val="28"/>
-        </w:rPr>
-      </w:pPr>
-      <w:r>
-        <w:rPr>
-          <w:rFonts w:ascii="Times New Roman" w:hAnsi="Times New Roman" w:cs="Times New Roman"/>
-          <w:b/>
-          <w:bCs/>
-          <w:noProof/>
-          <w:sz w:val="28"/>
-          <w:szCs w:val="28"/>
-          <w:lang w:eastAsia="ru-RU"/>
-        </w:rPr>
+        <w:pStyle w:val="a"/>
+        <w:spacing w:after="0" w:line="240" w:lineRule="auto"/>
+        <w:jc w:val="both"/>
+      </w:pPr>
+      <w:r>
         <w:drawing>
-          <wp:inline distT="0" distB="0" distL="0" distR="0" wp14:anchorId="4B701868" wp14:editId="0AD0A4FD">
-            <wp:extent cx="5939415" cy="2464904"/>
-            <wp:effectExtent l="0" t="0" r="4445" b="0"/>
-            <wp:docPr id="15" name="Рисунок 15"/>
+          <wp:inline wp14:editId="64FC255C" wp14:anchorId="79AA6EDF">
+            <wp:extent cx="5943600" cy="2495550"/>
+            <wp:effectExtent l="0" t="0" r="0" b="0"/>
+            <wp:docPr id="457265092" name="drawing"/>
             <wp:cNvGraphicFramePr>
-              <a:graphicFrameLocks xmlns:a="http://schemas.openxmlformats.org/drawingml/2006/main" noChangeAspect="1"/>
+              <a:graphicFrameLocks noChangeAspect="1"/>
             </wp:cNvGraphicFramePr>
-            <a:graphic xmlns:a="http://schemas.openxmlformats.org/drawingml/2006/main">
-              <a:graphicData uri="http://schemas.openxmlformats.org/drawingml/2006/picture">
+            <a:graphic>
+              <a:graphicData xmlns:a="http://schemas.openxmlformats.org/drawingml/2006/main" uri="http://schemas.openxmlformats.org/drawingml/2006/picture">
                 <pic:pic xmlns:pic="http://schemas.openxmlformats.org/drawingml/2006/picture">
                   <pic:nvPicPr>
-                    <pic:cNvPr id="1" name=""/>
+                    <pic:cNvPr id="457265092" name="Picture 457265092"/>
                     <pic:cNvPicPr/>
                   </pic:nvPicPr>
                   <pic:blipFill>
-                    <a:blip r:embed="rId20"/>
+                    <a:blip xmlns:r="http://schemas.openxmlformats.org/officeDocument/2006/relationships" r:embed="rId1084911481">
+                      <a:extLst>
+                        <a:ext uri="{28A0092B-C50C-407E-A947-70E740481C1C}">
+                          <a14:useLocalDpi xmlns:a14="http://schemas.microsoft.com/office/drawing/2010/main"/>
+                        </a:ext>
+                      </a:extLst>
+                    </a:blip>
                     <a:stretch>
                       <a:fillRect/>
                     </a:stretch>
@@ -2104,7 +2125,7 @@
                   <pic:spPr>
                     <a:xfrm>
                       <a:off x="0" y="0"/>
-                      <a:ext cx="5963749" cy="2475003"/>
+                      <a:ext cx="5943600" cy="2495550"/>
                     </a:xfrm>
                     <a:prstGeom prst="rect">
                       <a:avLst/>
@@ -2123,6 +2144,45 @@
         <w:jc w:val="both"/>
         <w:rPr>
           <w:rFonts w:ascii="Times New Roman" w:hAnsi="Times New Roman" w:cs="Times New Roman"/>
+          <w:b w:val="1"/>
+          <w:bCs w:val="1"/>
+          <w:sz w:val="28"/>
+          <w:szCs w:val="28"/>
+        </w:rPr>
+      </w:pPr>
+    </w:p>
+    <w:p>
+      <w:pPr>
+        <w:spacing w:after="0" w:line="240" w:lineRule="auto"/>
+        <w:jc w:val="both"/>
+        <w:rPr>
+          <w:rFonts w:ascii="Times New Roman" w:hAnsi="Times New Roman" w:cs="Times New Roman"/>
+          <w:b w:val="1"/>
+          <w:bCs w:val="1"/>
+          <w:sz w:val="28"/>
+          <w:szCs w:val="28"/>
+        </w:rPr>
+      </w:pPr>
+    </w:p>
+    <w:p>
+      <w:pPr>
+        <w:spacing w:after="0" w:line="240" w:lineRule="auto"/>
+        <w:jc w:val="both"/>
+        <w:rPr>
+          <w:rFonts w:ascii="Times New Roman" w:hAnsi="Times New Roman" w:cs="Times New Roman"/>
+          <w:b w:val="1"/>
+          <w:bCs w:val="1"/>
+          <w:sz w:val="28"/>
+          <w:szCs w:val="28"/>
+        </w:rPr>
+      </w:pPr>
+    </w:p>
+    <w:p>
+      <w:pPr>
+        <w:spacing w:after="0" w:line="240" w:lineRule="auto"/>
+        <w:jc w:val="both"/>
+        <w:rPr>
+          <w:rFonts w:ascii="Times New Roman" w:hAnsi="Times New Roman" w:cs="Times New Roman"/>
           <w:b/>
           <w:bCs/>
           <w:sz w:val="28"/>
@@ -2278,37 +2338,31 @@
         <w:spacing w:after="0" w:line="240" w:lineRule="auto"/>
         <w:ind w:left="0"/>
         <w:jc w:val="both"/>
-        <w:rPr>
-          <w:rFonts w:ascii="Times New Roman" w:hAnsi="Times New Roman" w:cs="Times New Roman"/>
-          <w:sz w:val="28"/>
-          <w:szCs w:val="28"/>
-        </w:rPr>
-      </w:pPr>
-      <w:r>
-        <w:rPr>
-          <w:rFonts w:ascii="Times New Roman" w:hAnsi="Times New Roman" w:cs="Times New Roman"/>
-          <w:noProof/>
-          <w:sz w:val="28"/>
-          <w:szCs w:val="28"/>
-          <w:lang w:eastAsia="ru-RU"/>
-        </w:rPr>
+      </w:pPr>
+      <w:r>
         <w:drawing>
-          <wp:inline distT="0" distB="0" distL="0" distR="0" wp14:anchorId="12BC0448" wp14:editId="51FCED6F">
-            <wp:extent cx="5940425" cy="5932805"/>
-            <wp:effectExtent l="0" t="0" r="3175" b="0"/>
-            <wp:docPr id="16" name="Рисунок 16"/>
+          <wp:inline wp14:editId="39DB28DB" wp14:anchorId="42A019E2">
+            <wp:extent cx="5943600" cy="4600575"/>
+            <wp:effectExtent l="0" t="0" r="0" b="0"/>
+            <wp:docPr id="512471962" name="drawing"/>
             <wp:cNvGraphicFramePr>
-              <a:graphicFrameLocks xmlns:a="http://schemas.openxmlformats.org/drawingml/2006/main" noChangeAspect="1"/>
+              <a:graphicFrameLocks noChangeAspect="1"/>
             </wp:cNvGraphicFramePr>
-            <a:graphic xmlns:a="http://schemas.openxmlformats.org/drawingml/2006/main">
-              <a:graphicData uri="http://schemas.openxmlformats.org/drawingml/2006/picture">
+            <a:graphic>
+              <a:graphicData xmlns:a="http://schemas.openxmlformats.org/drawingml/2006/main" uri="http://schemas.openxmlformats.org/drawingml/2006/picture">
                 <pic:pic xmlns:pic="http://schemas.openxmlformats.org/drawingml/2006/picture">
                   <pic:nvPicPr>
-                    <pic:cNvPr id="1" name=""/>
+                    <pic:cNvPr id="512471962" name="Picture 512471962"/>
                     <pic:cNvPicPr/>
                   </pic:nvPicPr>
                   <pic:blipFill>
-                    <a:blip r:embed="rId21"/>
+                    <a:blip xmlns:r="http://schemas.openxmlformats.org/officeDocument/2006/relationships" r:embed="rId1779151023">
+                      <a:extLst>
+                        <a:ext uri="{28A0092B-C50C-407E-A947-70E740481C1C}">
+                          <a14:useLocalDpi xmlns:a14="http://schemas.microsoft.com/office/drawing/2010/main"/>
+                        </a:ext>
+                      </a:extLst>
+                    </a:blip>
                     <a:stretch>
                       <a:fillRect/>
                     </a:stretch>
@@ -2316,7 +2370,7 @@
                   <pic:spPr>
                     <a:xfrm>
                       <a:off x="0" y="0"/>
-                      <a:ext cx="5940425" cy="5932805"/>
+                      <a:ext cx="5943600" cy="4600575"/>
                     </a:xfrm>
                     <a:prstGeom prst="rect">
                       <a:avLst/>
@@ -2455,7 +2509,6 @@
           <w:sz w:val="28"/>
           <w:szCs w:val="28"/>
         </w:rPr>
-        <w:lastRenderedPageBreak/>
         <w:t xml:space="preserve">2. </w:t>
       </w:r>
       <w:r>
@@ -2480,7 +2533,31 @@
           <w:sz w:val="28"/>
           <w:szCs w:val="28"/>
         </w:rPr>
-        <w:t>/etc/passwd</w:t>
+        <w:t>/</w:t>
+      </w:r>
+      <w:r>
+        <w:rPr>
+          <w:rFonts w:ascii="Times New Roman" w:hAnsi="Times New Roman" w:cs="Times New Roman"/>
+          <w:sz w:val="28"/>
+          <w:szCs w:val="28"/>
+        </w:rPr>
+        <w:t>etc</w:t>
+      </w:r>
+      <w:r>
+        <w:rPr>
+          <w:rFonts w:ascii="Times New Roman" w:hAnsi="Times New Roman" w:cs="Times New Roman"/>
+          <w:sz w:val="28"/>
+          <w:szCs w:val="28"/>
+        </w:rPr>
+        <w:t>/</w:t>
+      </w:r>
+      <w:r>
+        <w:rPr>
+          <w:rFonts w:ascii="Times New Roman" w:hAnsi="Times New Roman" w:cs="Times New Roman"/>
+          <w:sz w:val="28"/>
+          <w:szCs w:val="28"/>
+        </w:rPr>
+        <w:t>passwd</w:t>
       </w:r>
       <w:r>
         <w:rPr>
@@ -2592,7 +2669,7 @@
           <w:sz w:val="28"/>
           <w:szCs w:val="28"/>
         </w:rPr>
-        <w:t xml:space="preserve"> с флагом для сортировки в обратном алфавитном порядке (от Z к A).</w:t>
+        <w:t xml:space="preserve"> с флагом для сортировки в обратном алфавитном порядке.</w:t>
       </w:r>
     </w:p>
     <w:p>
@@ -2601,37 +2678,31 @@
         <w:spacing w:after="0" w:line="240" w:lineRule="auto"/>
         <w:ind w:left="0"/>
         <w:jc w:val="both"/>
-        <w:rPr>
-          <w:rFonts w:ascii="Times New Roman" w:hAnsi="Times New Roman" w:cs="Times New Roman"/>
-          <w:sz w:val="28"/>
-          <w:szCs w:val="28"/>
-        </w:rPr>
-      </w:pPr>
-      <w:r>
-        <w:rPr>
-          <w:rFonts w:ascii="Times New Roman" w:hAnsi="Times New Roman" w:cs="Times New Roman"/>
-          <w:noProof/>
-          <w:sz w:val="28"/>
-          <w:szCs w:val="28"/>
-          <w:lang w:eastAsia="ru-RU"/>
-        </w:rPr>
+      </w:pPr>
+      <w:r>
         <w:drawing>
-          <wp:inline distT="0" distB="0" distL="0" distR="0" wp14:anchorId="6F2DACC3" wp14:editId="4649B531">
-            <wp:extent cx="5940425" cy="5847080"/>
-            <wp:effectExtent l="0" t="0" r="3175" b="1270"/>
-            <wp:docPr id="17" name="Рисунок 17"/>
+          <wp:inline wp14:editId="1B8A5065" wp14:anchorId="7421C671">
+            <wp:extent cx="5943600" cy="5600700"/>
+            <wp:effectExtent l="0" t="0" r="0" b="0"/>
+            <wp:docPr id="1246753523" name="drawing"/>
             <wp:cNvGraphicFramePr>
-              <a:graphicFrameLocks xmlns:a="http://schemas.openxmlformats.org/drawingml/2006/main" noChangeAspect="1"/>
+              <a:graphicFrameLocks noChangeAspect="1"/>
             </wp:cNvGraphicFramePr>
-            <a:graphic xmlns:a="http://schemas.openxmlformats.org/drawingml/2006/main">
-              <a:graphicData uri="http://schemas.openxmlformats.org/drawingml/2006/picture">
+            <a:graphic>
+              <a:graphicData xmlns:a="http://schemas.openxmlformats.org/drawingml/2006/main" uri="http://schemas.openxmlformats.org/drawingml/2006/picture">
                 <pic:pic xmlns:pic="http://schemas.openxmlformats.org/drawingml/2006/picture">
                   <pic:nvPicPr>
-                    <pic:cNvPr id="1" name=""/>
+                    <pic:cNvPr id="1246753523" name="Picture 1246753523"/>
                     <pic:cNvPicPr/>
                   </pic:nvPicPr>
                   <pic:blipFill>
-                    <a:blip r:embed="rId22"/>
+                    <a:blip xmlns:r="http://schemas.openxmlformats.org/officeDocument/2006/relationships" r:embed="rId687449559">
+                      <a:extLst>
+                        <a:ext uri="{28A0092B-C50C-407E-A947-70E740481C1C}">
+                          <a14:useLocalDpi xmlns:a14="http://schemas.microsoft.com/office/drawing/2010/main"/>
+                        </a:ext>
+                      </a:extLst>
+                    </a:blip>
                     <a:stretch>
                       <a:fillRect/>
                     </a:stretch>
@@ -2639,7 +2710,7 @@
                   <pic:spPr>
                     <a:xfrm>
                       <a:off x="0" y="0"/>
-                      <a:ext cx="5940425" cy="5847080"/>
+                      <a:ext cx="5943600" cy="5600700"/>
                     </a:xfrm>
                     <a:prstGeom prst="rect">
                       <a:avLst/>
@@ -2736,7 +2807,15 @@
           <w:sz w:val="28"/>
           <w:szCs w:val="28"/>
         </w:rPr>
-        <w:t xml:space="preserve">wc </w:t>
+        <w:t>wc</w:t>
+      </w:r>
+      <w:r>
+        <w:rPr>
+          <w:rFonts w:ascii="Times New Roman" w:hAnsi="Times New Roman" w:cs="Times New Roman"/>
+          <w:sz w:val="28"/>
+          <w:szCs w:val="28"/>
+        </w:rPr>
+        <w:t xml:space="preserve"> </w:t>
       </w:r>
       <w:r>
         <w:rPr>
@@ -2768,7 +2847,23 @@
           <w:sz w:val="28"/>
           <w:szCs w:val="28"/>
         </w:rPr>
-        <w:t xml:space="preserve"> подсчитываем общее количество файлов с расширением </w:t>
+        <w:t xml:space="preserve"> </w:t>
+      </w:r>
+      <w:r>
+        <w:rPr>
+          <w:rFonts w:ascii="Times New Roman" w:hAnsi="Times New Roman" w:cs="Times New Roman"/>
+          <w:sz w:val="28"/>
+          <w:szCs w:val="28"/>
+        </w:rPr>
+        <w:t>считаем</w:t>
+      </w:r>
+      <w:r>
+        <w:rPr>
+          <w:rFonts w:ascii="Times New Roman" w:hAnsi="Times New Roman" w:cs="Times New Roman"/>
+          <w:sz w:val="28"/>
+          <w:szCs w:val="28"/>
+        </w:rPr>
+        <w:t xml:space="preserve"> общее количество файлов с расширением </w:t>
       </w:r>
       <w:r>
         <w:rPr>
@@ -2784,7 +2879,15 @@
           <w:sz w:val="28"/>
           <w:szCs w:val="28"/>
         </w:rPr>
-        <w:t>.conf</w:t>
+        <w:t>.</w:t>
+      </w:r>
+      <w:r>
+        <w:rPr>
+          <w:rFonts w:ascii="Times New Roman" w:hAnsi="Times New Roman" w:cs="Times New Roman"/>
+          <w:sz w:val="28"/>
+          <w:szCs w:val="28"/>
+        </w:rPr>
+        <w:t>conf</w:t>
       </w:r>
       <w:r>
         <w:rPr>
@@ -2816,7 +2919,15 @@
           <w:sz w:val="28"/>
           <w:szCs w:val="28"/>
         </w:rPr>
-        <w:t>/etc</w:t>
+        <w:t>/</w:t>
+      </w:r>
+      <w:r>
+        <w:rPr>
+          <w:rFonts w:ascii="Times New Roman" w:hAnsi="Times New Roman" w:cs="Times New Roman"/>
+          <w:sz w:val="28"/>
+          <w:szCs w:val="28"/>
+        </w:rPr>
+        <w:t>etc</w:t>
       </w:r>
       <w:r>
         <w:rPr>
@@ -2841,37 +2952,31 @@
         <w:spacing w:after="0" w:line="240" w:lineRule="auto"/>
         <w:ind w:left="0"/>
         <w:jc w:val="both"/>
-        <w:rPr>
-          <w:rFonts w:ascii="Times New Roman" w:hAnsi="Times New Roman" w:cs="Times New Roman"/>
-          <w:sz w:val="28"/>
-          <w:szCs w:val="28"/>
-        </w:rPr>
-      </w:pPr>
-      <w:r>
-        <w:rPr>
-          <w:rFonts w:ascii="Times New Roman" w:hAnsi="Times New Roman" w:cs="Times New Roman"/>
-          <w:noProof/>
-          <w:sz w:val="28"/>
-          <w:szCs w:val="28"/>
-          <w:lang w:eastAsia="ru-RU"/>
-        </w:rPr>
+      </w:pPr>
+      <w:r>
         <w:drawing>
-          <wp:inline distT="0" distB="0" distL="0" distR="0" wp14:anchorId="14B8F87D" wp14:editId="1721852A">
-            <wp:extent cx="5940425" cy="1031875"/>
-            <wp:effectExtent l="0" t="0" r="3175" b="0"/>
-            <wp:docPr id="18" name="Рисунок 18"/>
+          <wp:inline wp14:editId="1F0ACCCA" wp14:anchorId="61F5948D">
+            <wp:extent cx="5943600" cy="1085850"/>
+            <wp:effectExtent l="0" t="0" r="0" b="0"/>
+            <wp:docPr id="707486690" name="drawing"/>
             <wp:cNvGraphicFramePr>
-              <a:graphicFrameLocks xmlns:a="http://schemas.openxmlformats.org/drawingml/2006/main" noChangeAspect="1"/>
+              <a:graphicFrameLocks noChangeAspect="1"/>
             </wp:cNvGraphicFramePr>
-            <a:graphic xmlns:a="http://schemas.openxmlformats.org/drawingml/2006/main">
-              <a:graphicData uri="http://schemas.openxmlformats.org/drawingml/2006/picture">
+            <a:graphic>
+              <a:graphicData xmlns:a="http://schemas.openxmlformats.org/drawingml/2006/main" uri="http://schemas.openxmlformats.org/drawingml/2006/picture">
                 <pic:pic xmlns:pic="http://schemas.openxmlformats.org/drawingml/2006/picture">
                   <pic:nvPicPr>
-                    <pic:cNvPr id="1" name=""/>
+                    <pic:cNvPr id="707486690" name="Picture 707486690"/>
                     <pic:cNvPicPr/>
                   </pic:nvPicPr>
                   <pic:blipFill>
-                    <a:blip r:embed="rId23"/>
+                    <a:blip xmlns:r="http://schemas.openxmlformats.org/officeDocument/2006/relationships" r:embed="rId1092620615">
+                      <a:extLst>
+                        <a:ext uri="{28A0092B-C50C-407E-A947-70E740481C1C}">
+                          <a14:useLocalDpi xmlns:a14="http://schemas.microsoft.com/office/drawing/2010/main"/>
+                        </a:ext>
+                      </a:extLst>
+                    </a:blip>
                     <a:stretch>
                       <a:fillRect/>
                     </a:stretch>
@@ -2879,7 +2984,7 @@
                   <pic:spPr>
                     <a:xfrm>
                       <a:off x="0" y="0"/>
-                      <a:ext cx="5940425" cy="1031875"/>
+                      <a:ext cx="5943600" cy="1085850"/>
                     </a:xfrm>
                     <a:prstGeom prst="rect">
                       <a:avLst/>
@@ -2950,13 +3055,34 @@
           <w:szCs w:val="28"/>
         </w:rPr>
       </w:pPr>
-      <w:r>
-        <w:rPr>
-          <w:rFonts w:ascii="Times New Roman" w:hAnsi="Times New Roman" w:cs="Times New Roman"/>
-          <w:sz w:val="28"/>
-          <w:szCs w:val="28"/>
-        </w:rPr>
-        <w:lastRenderedPageBreak/>
+    </w:p>
+    <w:p>
+      <w:pPr>
+        <w:spacing w:after="0" w:line="240" w:lineRule="auto"/>
+        <w:jc w:val="both"/>
+        <w:rPr>
+          <w:rFonts w:ascii="Times New Roman" w:hAnsi="Times New Roman" w:cs="Times New Roman"/>
+          <w:sz w:val="28"/>
+          <w:szCs w:val="28"/>
+        </w:rPr>
+      </w:pPr>
+    </w:p>
+    <w:p>
+      <w:pPr>
+        <w:spacing w:after="0" w:line="240" w:lineRule="auto"/>
+        <w:jc w:val="both"/>
+        <w:rPr>
+          <w:rFonts w:ascii="Times New Roman" w:hAnsi="Times New Roman" w:cs="Times New Roman"/>
+          <w:sz w:val="28"/>
+          <w:szCs w:val="28"/>
+        </w:rPr>
+      </w:pPr>
+      <w:r>
+        <w:rPr>
+          <w:rFonts w:ascii="Times New Roman" w:hAnsi="Times New Roman" w:cs="Times New Roman"/>
+          <w:sz w:val="28"/>
+          <w:szCs w:val="28"/>
+        </w:rPr>
         <w:t xml:space="preserve">4. </w:t>
       </w:r>
       <w:r>
@@ -3087,7 +3213,7 @@
         </w:rPr>
         <w:t>»</w:t>
       </w:r>
-      <w:bookmarkStart w:id="0" w:name="_GoBack"/>
+      <w:bookmarkStart w:name="_GoBack" w:id="0"/>
       <w:bookmarkEnd w:id="0"/>
       <w:r>
         <w:rPr>
@@ -3104,37 +3230,31 @@
         <w:spacing w:after="0" w:line="240" w:lineRule="auto"/>
         <w:ind w:left="0"/>
         <w:jc w:val="both"/>
-        <w:rPr>
-          <w:rFonts w:ascii="Times New Roman" w:hAnsi="Times New Roman" w:cs="Times New Roman"/>
-          <w:sz w:val="28"/>
-          <w:szCs w:val="28"/>
-        </w:rPr>
-      </w:pPr>
-      <w:r>
-        <w:rPr>
-          <w:rFonts w:ascii="Times New Roman" w:hAnsi="Times New Roman" w:cs="Times New Roman"/>
-          <w:noProof/>
-          <w:sz w:val="28"/>
-          <w:szCs w:val="28"/>
-          <w:lang w:eastAsia="ru-RU"/>
-        </w:rPr>
+      </w:pPr>
+      <w:r>
         <w:drawing>
-          <wp:inline distT="0" distB="0" distL="0" distR="0" wp14:anchorId="7BFE671C" wp14:editId="69C6889E">
-            <wp:extent cx="5940425" cy="5711190"/>
-            <wp:effectExtent l="0" t="0" r="3175" b="3810"/>
-            <wp:docPr id="19" name="Рисунок 19"/>
+          <wp:inline wp14:editId="2715C40C" wp14:anchorId="37896DD6">
+            <wp:extent cx="5943600" cy="5610225"/>
+            <wp:effectExtent l="0" t="0" r="0" b="0"/>
+            <wp:docPr id="1004074071" name="drawing"/>
             <wp:cNvGraphicFramePr>
-              <a:graphicFrameLocks xmlns:a="http://schemas.openxmlformats.org/drawingml/2006/main" noChangeAspect="1"/>
+              <a:graphicFrameLocks noChangeAspect="1"/>
             </wp:cNvGraphicFramePr>
-            <a:graphic xmlns:a="http://schemas.openxmlformats.org/drawingml/2006/main">
-              <a:graphicData uri="http://schemas.openxmlformats.org/drawingml/2006/picture">
+            <a:graphic>
+              <a:graphicData xmlns:a="http://schemas.openxmlformats.org/drawingml/2006/main" uri="http://schemas.openxmlformats.org/drawingml/2006/picture">
                 <pic:pic xmlns:pic="http://schemas.openxmlformats.org/drawingml/2006/picture">
                   <pic:nvPicPr>
-                    <pic:cNvPr id="1" name=""/>
+                    <pic:cNvPr id="1004074071" name="Picture 1004074071"/>
                     <pic:cNvPicPr/>
                   </pic:nvPicPr>
                   <pic:blipFill>
-                    <a:blip r:embed="rId24"/>
+                    <a:blip xmlns:r="http://schemas.openxmlformats.org/officeDocument/2006/relationships" r:embed="rId476097145">
+                      <a:extLst>
+                        <a:ext uri="{28A0092B-C50C-407E-A947-70E740481C1C}">
+                          <a14:useLocalDpi xmlns:a14="http://schemas.microsoft.com/office/drawing/2010/main"/>
+                        </a:ext>
+                      </a:extLst>
+                    </a:blip>
                     <a:stretch>
                       <a:fillRect/>
                     </a:stretch>
@@ -3142,7 +3262,7 @@
                   <pic:spPr>
                     <a:xfrm>
                       <a:off x="0" y="0"/>
-                      <a:ext cx="5940425" cy="5711190"/>
+                      <a:ext cx="5943600" cy="5610225"/>
                     </a:xfrm>
                     <a:prstGeom prst="rect">
                       <a:avLst/>
@@ -3161,7 +3281,7 @@
       </w:pPr>
     </w:p>
     <w:sectPr>
-      <w:pgSz w:w="11906" w:h="16838"/>
+      <w:pgSz w:w="11906" w:h="16838" w:orient="portrait"/>
       <w:pgMar w:top="1134" w:right="850" w:bottom="1134" w:left="1701" w:header="708" w:footer="708" w:gutter="0"/>
       <w:cols w:space="708"/>
       <w:docGrid w:linePitch="360"/>
@@ -3947,7 +4067,7 @@
         <w:ind w:left="720" w:hanging="360"/>
       </w:pPr>
       <w:rPr>
-        <w:rFonts w:ascii="Times New Roman" w:hAnsi="Times New Roman" w:cs="Times New Roman" w:hint="default"/>
+        <w:rFonts w:hint="default" w:ascii="Times New Roman" w:hAnsi="Times New Roman" w:cs="Times New Roman"/>
         <w:sz w:val="28"/>
       </w:rPr>
     </w:lvl>
@@ -4126,7 +4246,7 @@
         <w:ind w:left="1080" w:hanging="360"/>
       </w:pPr>
       <w:rPr>
-        <w:rFonts w:ascii="Times New Roman" w:hAnsi="Times New Roman" w:cs="Times New Roman" w:hint="default"/>
+        <w:rFonts w:hint="default" w:ascii="Times New Roman" w:hAnsi="Times New Roman" w:cs="Times New Roman"/>
         <w:sz w:val="28"/>
       </w:rPr>
     </w:lvl>
@@ -4244,7 +4364,7 @@
   <w:docDefaults>
     <w:rPrDefault>
       <w:rPr>
-        <w:rFonts w:asciiTheme="minorHAnsi" w:eastAsiaTheme="minorHAnsi" w:hAnsiTheme="minorHAnsi" w:cstheme="minorBidi"/>
+        <w:rFonts w:asciiTheme="minorHAnsi" w:hAnsiTheme="minorHAnsi" w:eastAsiaTheme="minorHAnsi" w:cstheme="minorBidi"/>
         <w:sz w:val="22"/>
         <w:szCs w:val="22"/>
         <w:lang w:val="ru-RU" w:eastAsia="en-US" w:bidi="ar-SA"/>
@@ -4259,14 +4379,14 @@
   <w:latentStyles w:defLockedState="0" w:defUIPriority="99" w:defSemiHidden="0" w:defUnhideWhenUsed="0" w:defQFormat="0" w:count="371">
     <w:lsdException w:name="Normal" w:uiPriority="0" w:qFormat="1"/>
     <w:lsdException w:name="heading 1" w:uiPriority="9" w:qFormat="1"/>
-    <w:lsdException w:name="heading 2" w:semiHidden="1" w:uiPriority="9" w:unhideWhenUsed="1" w:qFormat="1"/>
-    <w:lsdException w:name="heading 3" w:semiHidden="1" w:uiPriority="9" w:unhideWhenUsed="1" w:qFormat="1"/>
-    <w:lsdException w:name="heading 4" w:semiHidden="1" w:uiPriority="9" w:unhideWhenUsed="1" w:qFormat="1"/>
-    <w:lsdException w:name="heading 5" w:semiHidden="1" w:uiPriority="9" w:unhideWhenUsed="1" w:qFormat="1"/>
-    <w:lsdException w:name="heading 6" w:semiHidden="1" w:uiPriority="9" w:unhideWhenUsed="1" w:qFormat="1"/>
-    <w:lsdException w:name="heading 7" w:semiHidden="1" w:uiPriority="9" w:unhideWhenUsed="1" w:qFormat="1"/>
-    <w:lsdException w:name="heading 8" w:semiHidden="1" w:uiPriority="9" w:unhideWhenUsed="1" w:qFormat="1"/>
-    <w:lsdException w:name="heading 9" w:semiHidden="1" w:uiPriority="9" w:unhideWhenUsed="1" w:qFormat="1"/>
+    <w:lsdException w:name="heading 2" w:uiPriority="9" w:semiHidden="1" w:unhideWhenUsed="1" w:qFormat="1"/>
+    <w:lsdException w:name="heading 3" w:uiPriority="9" w:semiHidden="1" w:unhideWhenUsed="1" w:qFormat="1"/>
+    <w:lsdException w:name="heading 4" w:uiPriority="9" w:semiHidden="1" w:unhideWhenUsed="1" w:qFormat="1"/>
+    <w:lsdException w:name="heading 5" w:uiPriority="9" w:semiHidden="1" w:unhideWhenUsed="1" w:qFormat="1"/>
+    <w:lsdException w:name="heading 6" w:uiPriority="9" w:semiHidden="1" w:unhideWhenUsed="1" w:qFormat="1"/>
+    <w:lsdException w:name="heading 7" w:uiPriority="9" w:semiHidden="1" w:unhideWhenUsed="1" w:qFormat="1"/>
+    <w:lsdException w:name="heading 8" w:uiPriority="9" w:semiHidden="1" w:unhideWhenUsed="1" w:qFormat="1"/>
+    <w:lsdException w:name="heading 9" w:uiPriority="9" w:semiHidden="1" w:unhideWhenUsed="1" w:qFormat="1"/>
     <w:lsdException w:name="index 1" w:semiHidden="1" w:unhideWhenUsed="1"/>
     <w:lsdException w:name="index 2" w:semiHidden="1" w:unhideWhenUsed="1"/>
     <w:lsdException w:name="index 3" w:semiHidden="1" w:unhideWhenUsed="1"/>
@@ -4276,22 +4396,22 @@
     <w:lsdException w:name="index 7" w:semiHidden="1" w:unhideWhenUsed="1"/>
     <w:lsdException w:name="index 8" w:semiHidden="1" w:unhideWhenUsed="1"/>
     <w:lsdException w:name="index 9" w:semiHidden="1" w:unhideWhenUsed="1"/>
-    <w:lsdException w:name="toc 1" w:semiHidden="1" w:uiPriority="39" w:unhideWhenUsed="1"/>
-    <w:lsdException w:name="toc 2" w:semiHidden="1" w:uiPriority="39" w:unhideWhenUsed="1"/>
-    <w:lsdException w:name="toc 3" w:semiHidden="1" w:uiPriority="39" w:unhideWhenUsed="1"/>
-    <w:lsdException w:name="toc 4" w:semiHidden="1" w:uiPriority="39" w:unhideWhenUsed="1"/>
-    <w:lsdException w:name="toc 5" w:semiHidden="1" w:uiPriority="39" w:unhideWhenUsed="1"/>
-    <w:lsdException w:name="toc 6" w:semiHidden="1" w:uiPriority="39" w:unhideWhenUsed="1"/>
-    <w:lsdException w:name="toc 7" w:semiHidden="1" w:uiPriority="39" w:unhideWhenUsed="1"/>
-    <w:lsdException w:name="toc 8" w:semiHidden="1" w:uiPriority="39" w:unhideWhenUsed="1"/>
-    <w:lsdException w:name="toc 9" w:semiHidden="1" w:uiPriority="39" w:unhideWhenUsed="1"/>
+    <w:lsdException w:name="toc 1" w:uiPriority="39" w:semiHidden="1" w:unhideWhenUsed="1"/>
+    <w:lsdException w:name="toc 2" w:uiPriority="39" w:semiHidden="1" w:unhideWhenUsed="1"/>
+    <w:lsdException w:name="toc 3" w:uiPriority="39" w:semiHidden="1" w:unhideWhenUsed="1"/>
+    <w:lsdException w:name="toc 4" w:uiPriority="39" w:semiHidden="1" w:unhideWhenUsed="1"/>
+    <w:lsdException w:name="toc 5" w:uiPriority="39" w:semiHidden="1" w:unhideWhenUsed="1"/>
+    <w:lsdException w:name="toc 6" w:uiPriority="39" w:semiHidden="1" w:unhideWhenUsed="1"/>
+    <w:lsdException w:name="toc 7" w:uiPriority="39" w:semiHidden="1" w:unhideWhenUsed="1"/>
+    <w:lsdException w:name="toc 8" w:uiPriority="39" w:semiHidden="1" w:unhideWhenUsed="1"/>
+    <w:lsdException w:name="toc 9" w:uiPriority="39" w:semiHidden="1" w:unhideWhenUsed="1"/>
     <w:lsdException w:name="Normal Indent" w:semiHidden="1" w:unhideWhenUsed="1"/>
     <w:lsdException w:name="footnote text" w:semiHidden="1" w:unhideWhenUsed="1"/>
     <w:lsdException w:name="annotation text" w:semiHidden="1" w:unhideWhenUsed="1"/>
     <w:lsdException w:name="header" w:semiHidden="1" w:unhideWhenUsed="1"/>
     <w:lsdException w:name="footer" w:semiHidden="1" w:unhideWhenUsed="1"/>
     <w:lsdException w:name="index heading" w:semiHidden="1" w:unhideWhenUsed="1"/>
-    <w:lsdException w:name="caption" w:semiHidden="1" w:uiPriority="35" w:unhideWhenUsed="1" w:qFormat="1"/>
+    <w:lsdException w:name="caption" w:uiPriority="35" w:semiHidden="1" w:unhideWhenUsed="1" w:qFormat="1"/>
     <w:lsdException w:name="table of figures" w:semiHidden="1" w:unhideWhenUsed="1"/>
     <w:lsdException w:name="envelope address" w:semiHidden="1" w:unhideWhenUsed="1"/>
     <w:lsdException w:name="envelope return" w:semiHidden="1" w:unhideWhenUsed="1"/>
@@ -4322,7 +4442,7 @@
     <w:lsdException w:name="Title" w:uiPriority="10" w:qFormat="1"/>
     <w:lsdException w:name="Closing" w:semiHidden="1" w:unhideWhenUsed="1"/>
     <w:lsdException w:name="Signature" w:semiHidden="1" w:unhideWhenUsed="1"/>
-    <w:lsdException w:name="Default Paragraph Font" w:semiHidden="1" w:uiPriority="1" w:unhideWhenUsed="1"/>
+    <w:lsdException w:name="Default Paragraph Font" w:uiPriority="1" w:semiHidden="1" w:unhideWhenUsed="1"/>
     <w:lsdException w:name="Body Text" w:semiHidden="1" w:unhideWhenUsed="1"/>
     <w:lsdException w:name="Body Text Indent" w:semiHidden="1" w:unhideWhenUsed="1"/>
     <w:lsdException w:name="List Continue" w:semiHidden="1" w:unhideWhenUsed="1"/>
@@ -4522,8 +4642,8 @@
     <w:lsdException w:name="Subtle Reference" w:uiPriority="31" w:qFormat="1"/>
     <w:lsdException w:name="Intense Reference" w:uiPriority="32" w:qFormat="1"/>
     <w:lsdException w:name="Book Title" w:uiPriority="33" w:qFormat="1"/>
-    <w:lsdException w:name="Bibliography" w:semiHidden="1" w:uiPriority="37" w:unhideWhenUsed="1"/>
-    <w:lsdException w:name="TOC Heading" w:semiHidden="1" w:uiPriority="39" w:unhideWhenUsed="1" w:qFormat="1"/>
+    <w:lsdException w:name="Bibliography" w:uiPriority="37" w:semiHidden="1" w:unhideWhenUsed="1"/>
+    <w:lsdException w:name="TOC Heading" w:uiPriority="39" w:semiHidden="1" w:unhideWhenUsed="1" w:qFormat="1"/>
     <w:lsdException w:name="Plain Table 1" w:uiPriority="41"/>
     <w:lsdException w:name="Plain Table 2" w:uiPriority="42"/>
     <w:lsdException w:name="Plain Table 3" w:uiPriority="43"/>
@@ -4629,17 +4749,17 @@
     <w:lsdException w:name="List Table 6 Colorful Accent 6" w:uiPriority="51"/>
     <w:lsdException w:name="List Table 7 Colorful Accent 6" w:uiPriority="52"/>
   </w:latentStyles>
-  <w:style w:type="paragraph" w:default="1" w:styleId="a">
+  <w:style w:type="paragraph" w:styleId="a" w:default="1">
     <w:name w:val="Normal"/>
     <w:qFormat/>
   </w:style>
-  <w:style w:type="character" w:default="1" w:styleId="a0">
+  <w:style w:type="character" w:styleId="a0" w:default="1">
     <w:name w:val="Default Paragraph Font"/>
     <w:uiPriority w:val="1"/>
     <w:semiHidden/>
     <w:unhideWhenUsed/>
   </w:style>
-  <w:style w:type="table" w:default="1" w:styleId="a1">
+  <w:style w:type="table" w:styleId="a1" w:default="1">
     <w:name w:val="Normal Table"/>
     <w:uiPriority w:val="99"/>
     <w:semiHidden/>
@@ -4654,7 +4774,7 @@
       </w:tblCellMar>
     </w:tblPr>
   </w:style>
-  <w:style w:type="numbering" w:default="1" w:styleId="a2">
+  <w:style w:type="numbering" w:styleId="a2" w:default="1">
     <w:name w:val="No List"/>
     <w:uiPriority w:val="99"/>
     <w:semiHidden/>
@@ -4686,7 +4806,7 @@
       <w:spacing w:after="0" w:line="240" w:lineRule="auto"/>
     </w:pPr>
   </w:style>
-  <w:style w:type="character" w:customStyle="1" w:styleId="a5">
+  <w:style w:type="character" w:styleId="a5" w:customStyle="1">
     <w:name w:val="Верхний колонтитул Знак"/>
     <w:basedOn w:val="a0"/>
     <w:link w:val="a4"/>
@@ -4708,7 +4828,7 @@
       <w:spacing w:after="0" w:line="240" w:lineRule="auto"/>
     </w:pPr>
   </w:style>
-  <w:style w:type="character" w:customStyle="1" w:styleId="a7">
+  <w:style w:type="character" w:styleId="a7" w:customStyle="1">
     <w:name w:val="Нижний колонтитул Знак"/>
     <w:basedOn w:val="a0"/>
     <w:link w:val="a6"/>
@@ -4719,7 +4839,7 @@
 </file>
 
 <file path=word/theme/theme1.xml><?xml version="1.0" encoding="utf-8"?>
-<a:theme xmlns:a="http://schemas.openxmlformats.org/drawingml/2006/main" name="Тема Office">
+<a:theme xmlns:a="http://schemas.openxmlformats.org/drawingml/2006/main" xmlns:thm15="http://schemas.microsoft.com/office/thememl/2012/main" name="Тема Office">
   <a:themeElements>
     <a:clrScheme name="Стандартная">
       <a:dk1>
